--- a/ShivamSingh_TelecomCustomerChurnReport.docx
+++ b/ShivamSingh_TelecomCustomerChurnReport.docx
@@ -85,7 +85,7 @@
         <w:rPr>
           <w:sz w:val="22"/>
         </w:rPr>
-        <w:t xml:space="preserve">This project presents an end-to-end Business Intelligence and Machine Learning solution for predicting and analysing telecom customer churn. Using the IBM Telco Customer Churn dataset (7,043 customers), the project encompasses data cleaning, exploratory data analysis (EDA), feature engineering, machine learning model training (Logistic Regression and Random Forest), churn probability scoring, risk categorisation, and an interactive executive Streamlit dashboard. The goal is to identify which customers are at risk of churning, understand the root drivers of churn, and generate actionable business recommendations to improve customer retention.</w:t>
+        <w:t xml:space="preserve">This project presents an end-to-end Business Intelligence and Machine Learning solution for predicting and analysing telecom customer churn. Using the IBM Telco Customer Churn dataset (7,043 raw records, reduced to a cleaned analytical dataset after preprocessing — see Section 6 for the exact row-removal audit trail), the project encompasses data cleaning, exploratory data analysis (EDA), feature engineering, machine learning model training (Logistic Regression and Random Forest), churn probability scoring, risk categorisation, and an interactive executive Streamlit dashboard. The goal is to identify which customers are at risk of churning, understand the associations between customer attributes and churn, and generate data-grounded hypotheses for retention experiments.</w:t>
       </w:r>
     </w:p>
     <w:p>
@@ -394,7 +394,7 @@
         <w:rPr>
           <w:sz w:val="22"/>
         </w:rPr>
-        <w:t xml:space="preserve">Rows: 7,043 customers | Columns: 21 | Target: Churn (Yes/No)</w:t>
+        <w:t xml:space="preserve">Raw rows: 7,043 | Cleaned analytical rows: see Section 6 preprocessing audit | Columns: 21 | Target: Churn (Yes/No)</w:t>
       </w:r>
     </w:p>
     <w:p>
@@ -464,7 +464,7 @@
         <w:rPr>
           <w:sz w:val="22"/>
         </w:rPr>
-        <w:t xml:space="preserve">Step 3 — Row removal: The 11 rows with NaN TotalCharges were dropped, leaving 7,032 valid customer records.</w:t>
+        <w:t xml:space="preserve">Step 3 — Row removal: Rows where TotalCharges converted to NaN are dropped. In the standard distribution of this CSV this affects 11 records (customers with tenure=0 who have never completed a billing cycle). The exact count removed at this step is tracked by the code and reported at runtime in the dashboard's Data Provenance expander (Page 1).</w:t>
       </w:r>
     </w:p>
     <w:p>
@@ -497,7 +497,7 @@
         <w:rPr>
           <w:sz w:val="22"/>
         </w:rPr>
-        <w:t xml:space="preserve">Step 6 — Duplicate removal: No duplicate rows were found. The function checks and removes them as a precaution.</w:t>
+        <w:t xml:space="preserve">Step 6 — Duplicate removal: The function calls drop_duplicates() on all feature columns. The number of rows removed varies depending on the specific CSV file used (different distributions of this dataset contain different numbers of duplicates). The final analytical row count is tracked in the cleaning_log dictionary and displayed at runtime in the dashboard's Data Provenance expander — it is never hard-coded in the report or dashboard.</w:t>
       </w:r>
     </w:p>
     <w:p>
@@ -547,7 +547,7 @@
         <w:rPr>
           <w:sz w:val="22"/>
         </w:rPr>
-        <w:t xml:space="preserve">Overall Churn Distribution: The dataset has an overall churn rate of approximately 26.5%. This class imbalance is handled by using class_weight='balanced' in both models.</w:t>
+        <w:t xml:space="preserve">Overall Churn Distribution: The cleaned dataset has an overall churn rate computed directly from the records (approximately 26–27% depending on the exact cleaned row count). This class imbalance is addressed using class_weight='balanced' in both classifiers, which adjusts training sample weights so the minority class (churners) is not underrepresented.</w:t>
       </w:r>
     </w:p>
     <w:p>
@@ -562,7 +562,7 @@
         <w:rPr>
           <w:sz w:val="22"/>
         </w:rPr>
-        <w:t xml:space="preserve">Churn by Contract Type: Month-to-month customers exhibit dramatically higher churn rates compared to one-year and two-year contract customers. This is the single most visually clear churn pattern in the dataset.</w:t>
+        <w:t xml:space="preserve">Churn by Contract Type: Month-to-month customers show the highest observed churn rate; two-year contract customers show the lowest. The percentage-point gap between contract types is computed from the data and displayed on the dashboard. This is the most prominent association in the EDA — however it reflects correlation, not a proven causal relationship between contract type and churn behaviour.</w:t>
       </w:r>
     </w:p>
     <w:p>
@@ -592,7 +592,7 @@
         <w:rPr>
           <w:sz w:val="22"/>
         </w:rPr>
-        <w:t xml:space="preserve">Churn by Internet Service: Fiber optic customers show a significantly higher churn rate than DSL customers. Customers with no internet service show very low churn.</w:t>
+        <w:t xml:space="preserve">Churn by Internet Service: Fiber optic customers show the highest observed churn rate among internet service types; customers with no internet service show the lowest. The exact rates are computed at runtime. The association may partly reflect the higher MonthlyCharges typical of fiber optic plans — observed pattern only, not an established cause.</w:t>
       </w:r>
     </w:p>
     <w:p>
@@ -622,7 +622,7 @@
         <w:rPr>
           <w:sz w:val="22"/>
         </w:rPr>
-        <w:t xml:space="preserve">Churn by Support Services: Customers without tech support, online security, or online backup churn at higher rates, suggesting that these add-on services increase perceived value and reduce churn.</w:t>
+        <w:t xml:space="preserve">Churn by Support Services: Customers without TechSupport or OnlineSecurity show higher observed churn rates than customers with these services. The exact rates for both groups are computed at runtime and displayed on the dashboard. This is an association in the observed data — a controlled experiment would be required to determine whether adding these services reduces churn.</w:t>
       </w:r>
     </w:p>
     <w:p>
@@ -637,7 +637,7 @@
         <w:rPr>
           <w:sz w:val="22"/>
         </w:rPr>
-        <w:t xml:space="preserve">Churn by Demographics: Senior citizens churn at a noticeably higher rate than non-seniors. Gender shows minimal impact on churn rate.</w:t>
+        <w:t xml:space="preserve">Churn by Demographics: Senior citizens (SeniorCitizen=1) show a higher observed churn rate than non-seniors. The exact rates and the percentage-point gap are computed from the data at runtime. Gender shows minimal difference in observed churn rate between male and female customers in this dataset.</w:t>
       </w:r>
     </w:p>
     <w:p>
@@ -899,7 +899,7 @@
         <w:rPr>
           <w:sz w:val="22"/>
         </w:rPr>
-        <w:t xml:space="preserve">ROC-AUC: Area under the Receiver Operating Characteristic curve. Measures the model's ability to discriminate churners from non-churners across all probability thresholds. This is the primary model selection metric because churn prediction is a business-risk problem, not a pure accuracy problem.</w:t>
+        <w:t xml:space="preserve">ROC-AUC: Area under the Receiver Operating Characteristic curve. Measures the model's ability to rank customers by churn risk across all probability thresholds. This is the primary model selection metric for two reasons: (1) it is threshold-independent, capturing ranking quality rather than performance at a single cut-off; (2) it is more informative than accuracy under class imbalance — a classifier that predicts "no churn" for every customer would achieve approximately 74% accuracy while being operationally useless. Note: the assumption that False Negatives are costlier than False Positives in this business context is plausible but not derived from this dataset. A production deployment should calibrate the decision threshold against actual measured retention costs.</w:t>
       </w:r>
     </w:p>
     <w:p>
@@ -910,7 +910,7 @@
         <w:rPr>
           <w:sz w:val="22"/>
         </w:rPr>
-        <w:t xml:space="preserve">The best model is selected by highest ROC-AUC. In practice, Random Forest typically achieves a slightly higher ROC-AUC than Logistic Regression on this dataset.</w:t>
+        <w:t xml:space="preserve">The best model is selected by highest ROC-AUC on the held-out test set. The actual metric values are computed at runtime and displayed on the Model Performance page of the dashboard. Both models are retained so their ROC curves and confusion matrices can be compared directly.</w:t>
       </w:r>
     </w:p>
     <w:p>
@@ -1048,7 +1048,7 @@
         <w:rPr>
           <w:sz w:val="22"/>
         </w:rPr>
-        <w:t xml:space="preserve">Contract type is the dominant churn factor. Month-to-month customers churn far more than annual or two-year contract customers.</w:t>
+        <w:t xml:space="preserve">Contract type shows the largest observed churn rate difference in this dataset. Month-to-month customers have the highest observed churn rate; two-year contract customers have the lowest. The exact percentage-point gap is computed from the data and displayed on the dashboard (not hard-coded here).</w:t>
       </w:r>
     </w:p>
     <w:p>
@@ -1063,7 +1063,7 @@
         <w:rPr>
           <w:sz w:val="22"/>
         </w:rPr>
-        <w:t xml:space="preserve">Early tenure is the most vulnerable period. Customers in months 1–12 show the highest churn rates.</w:t>
+        <w:t xml:space="preserve">Customers in their first 12 months show the highest observed churn rate. Churn rate decreases as tenure increases. Both the early-tenure rate and the longer-tenure rate are computed at runtime and compared in the dashboard's tenure analysis chart.</w:t>
       </w:r>
     </w:p>
     <w:p>
@@ -1078,7 +1078,7 @@
         <w:rPr>
           <w:sz w:val="22"/>
         </w:rPr>
-        <w:t xml:space="preserve">Fiber optic internet service is associated with higher churn, possibly due to higher monthly charges.</w:t>
+        <w:t xml:space="preserve">Fiber optic internet service customers show a higher observed churn rate than DSL customers in this dataset. The association may partly reflect the higher MonthlyCharges typical of fiber optic plans. This is an observed pattern, not an established causal relationship.</w:t>
       </w:r>
     </w:p>
     <w:p>
@@ -1093,7 +1093,7 @@
         <w:rPr>
           <w:sz w:val="22"/>
         </w:rPr>
-        <w:t xml:space="preserve">Absence of support services (tech support, online security) is strongly associated with higher churn.</w:t>
+        <w:t xml:space="preserve">Customers without TechSupport or OnlineSecurity show higher observed churn rates than customers with these services. The exact rate for each group is computed at runtime. This is a correlational finding — the analysis does not establish that the absence of these services causes higher churn.</w:t>
       </w:r>
     </w:p>
     <w:p>
@@ -1108,7 +1108,7 @@
         <w:rPr>
           <w:sz w:val="22"/>
         </w:rPr>
-        <w:t xml:space="preserve">Electronic check payment is associated with higher churn compared to automated payment methods.</w:t>
+        <w:t xml:space="preserve">Electronic check payment method is associated with the highest observed churn rate among the four payment methods in this dataset. The other three methods show lower and more similar churn rates. Whether this reflects a billing experience issue or a customer segment effect requires further investigation.</w:t>
       </w:r>
     </w:p>
     <w:p>
@@ -1132,7 +1132,7 @@
         <w:rPr>
           <w:sz w:val="22"/>
         </w:rPr>
-        <w:t xml:space="preserve">A significant proportion of customers are classified as High Risk (churn probability &gt; 60%). These customers represent substantial monthly recurring revenue that is at risk of being lost. The electronic check payment segment requires immediate investigation. Senior citizens form a vulnerable segment with above-average churn rates.</w:t>
+        <w:t xml:space="preserve">The ML model classifies a proportion of customers as High Risk (predicted churn probability &gt; 60%). The exact count and their combined monthly charges — representing model-predicted revenue exposure — are computed at runtime and displayed on the Risk page. These are model predictions, not confirmed churn outcomes. Senior citizens show an above-average observed churn rate relative to non-seniors. The electronic check payment method is associated with the highest observed churn rate among payment methods.</w:t>
       </w:r>
     </w:p>
     <w:p>
@@ -1156,7 +1156,7 @@
         <w:rPr>
           <w:sz w:val="22"/>
         </w:rPr>
-        <w:t xml:space="preserve">Long-tenure customers (tenure &gt; 24 months, currently retained) represent a stable base for upselling and cross-selling. Customers without tech support or online security present an opportunity to improve retention through targeted add-on offers. Month-to-month customers who are still retained could be incentivised to upgrade to annual contracts.</w:t>
+        <w:t xml:space="preserve">Customers with tenure &gt; 24 months who have not churned form a stable retained segment — their count is computed from the dataset at runtime. The observed churn rate difference between customers with and without TechSupport or OnlineSecurity suggests that targeted add-on offers are worth evaluating experimentally. Month-to-month customers currently retained could be candidates for contract-upgrade incentive experiments, given the large observed churn rate gap between contract types.</w:t>
       </w:r>
     </w:p>
     <w:p>
@@ -1184,7 +1184,7 @@
         <w:rPr>
           <w:sz w:val="22"/>
         </w:rPr>
-        <w:t xml:space="preserve">Launch a 90-day proactive retention programme targeting all High-Risk customers identified by the model. Personalised outreach should be prioritised for month-to-month contract customers.</w:t>
+        <w:t xml:space="preserve">Use the model's High-Risk flag as a prioritisation tool to identify customers most worth investigating for retention outreach. Prioritise month-to-month contract customers, who show the highest observed churn rate in the dataset. Validate the outreach programme through a controlled experiment before scaling — the model provides a ranking signal, not a guaranteed prediction of individual churn.</w:t>
       </w:r>
     </w:p>
     <w:p>
@@ -1199,7 +1199,7 @@
         <w:rPr>
           <w:sz w:val="22"/>
         </w:rPr>
-        <w:t xml:space="preserve">Offer discounted tech support and online security bundles to customers who currently subscribe to neither. These services are among the top churn-reducing factors.</w:t>
+        <w:t xml:space="preserve">Evaluate targeted TechSupport and OnlineSecurity offers for customers who currently lack these services, and measure the retention impact through a controlled experiment. The observed churn rates for customers without vs with these services (displayed at runtime on the dashboard) suggest the association is worth testing — but these are correlational findings, not proven causal effects.</w:t>
       </w:r>
     </w:p>
     <w:p>
@@ -1214,7 +1214,7 @@
         <w:rPr>
           <w:sz w:val="22"/>
         </w:rPr>
-        <w:t xml:space="preserve">Create contract upgrade incentive programmes — even a modest discount on the first 3 months of an annual contract can significantly reduce month-to-month churn.</w:t>
+        <w:t xml:space="preserve">Test contract-upgrade incentives among month-to-month customers and measure whether the intervention reduces churn. The large observed churn rate gap between month-to-month and longer-term contract customers motivates this hypothesis — but the gap reflects correlation and does not confirm that contract length itself causes churn.</w:t>
       </w:r>
     </w:p>
     <w:p>
@@ -1229,7 +1229,7 @@
         <w:rPr>
           <w:sz w:val="22"/>
         </w:rPr>
-        <w:t xml:space="preserve">Investigate the billing experience for electronic check users. Consider offering a payment method switch incentive or improving the billing statement clarity.</w:t>
+        <w:t xml:space="preserve">Investigate whether the higher observed churn rate among electronic check users reflects a billing experience problem or a customer segment effect (e.g. these customers may also differ on contract type or tenure). Design a targeted experiment before concluding that a payment-method intervention would reduce churn.</w:t>
       </w:r>
     </w:p>
     <w:p>
